--- a/policies/build/masters_hco/HCO.IPC.5_v2_master.docx
+++ b/policies/build/masters_hco/HCO.IPC.5_v2_master.docx
@@ -773,7 +773,7 @@
           <w:sz w:val="22"/>
           <w:szCs w:val="22"/>
         </w:rPr>
-        <w:t xml:space="preserve">Boundaries: do not copy SHCO equivalent-chapter wording. Do not overwrite HCO AAC, COP, MOM or PRE policies. Spell out abbreviations on first use in training materials. OE counts/levels/asterisks stay with the official portal Standards PDF. Method notes come from the Guidebook Interpretation paragraphs (scanned PDF md5 2c4489ee98de4ae9b49cba168ea9f42a).</w:t>
+        <w:t xml:space="preserve">Boundaries: do not overwrite HCO AAC, COP, MOM or PRE policies. Spell out abbreviations on first use in training materials. OE counts/levels/asterisks stay with the official portal Standards PDF. Method notes come from the Guidebook Interpretation paragraphs (scanned PDF md5 2c4489ee98de4ae9b49cba168ea9f42a).</w:t>
       </w:r>
     </w:p>
     <w:p>
@@ -905,7 +905,7 @@
         <w:spacing w:after="100" w:before="220"/>
       </w:pPr>
       <w:r>
-        <w:t xml:space="preserve">5.1 The organisation takes action to prevent catheter-associated urinary ...</w:t>
+        <w:t xml:space="preserve">5.1 The organisation takes action to prevent catheter-associated urinary...</w:t>
       </w:r>
     </w:p>
     <w:p>
@@ -950,7 +950,7 @@
         <w:spacing w:after="100" w:before="220"/>
       </w:pPr>
       <w:r>
-        <w:t xml:space="preserve">5.2 The organisation takes action to prevent ventilator- associated pneum...</w:t>
+        <w:t xml:space="preserve">5.2 The organisation takes action to prevent ventilator- associated...</w:t>
       </w:r>
     </w:p>
     <w:p>
@@ -995,7 +995,7 @@
         <w:spacing w:after="100" w:before="220"/>
       </w:pPr>
       <w:r>
-        <w:t xml:space="preserve">5.3 The organisation takes action to prevent central line associated bloo...</w:t>
+        <w:t xml:space="preserve">5.3 The organisation takes action to prevent central line associated blood...</w:t>
       </w:r>
     </w:p>
     <w:p>
@@ -1131,6 +1131,20 @@
       </w:pPr>
       <w:r>
         <w:t xml:space="preserve">7. Governance and responsibility</w:t>
+      </w:r>
+    </w:p>
+    <w:p>
+      <w:pPr>
+        <w:spacing w:after="20" w:before="100"/>
+      </w:pPr>
+      <w:r>
+        <w:rPr>
+          <w:b/>
+          <w:bCs/>
+          <w:sz w:val="22"/>
+          <w:szCs w:val="22"/>
+        </w:rPr>
+        <w:t xml:space="preserve">Medical Superintendent</w:t>
       </w:r>
     </w:p>
     <w:p>
@@ -1147,7 +1161,7 @@
           <w:sz w:val="22"/>
           <w:szCs w:val="22"/>
         </w:rPr>
-        <w:t xml:space="preserve">Medical Superintendent</w:t>
+        <w:t xml:space="preserve">Accountable that IPC.5 is resourced and followed.</w:t>
       </w:r>
     </w:p>
     <w:p>
@@ -1164,7 +1178,21 @@
           <w:sz w:val="22"/>
           <w:szCs w:val="22"/>
         </w:rPr>
-        <w:t xml:space="preserve">Accountable that IPC.5 is resourced and followed.</w:t>
+        <w:t xml:space="preserve">Acts on outbreaks, sterilisation recalls and exposure events that reach top leadership.</w:t>
+      </w:r>
+    </w:p>
+    <w:p>
+      <w:pPr>
+        <w:spacing w:after="20" w:before="100"/>
+      </w:pPr>
+      <w:r>
+        <w:rPr>
+          <w:b/>
+          <w:bCs/>
+          <w:sz w:val="22"/>
+          <w:szCs w:val="22"/>
+        </w:rPr>
+        <w:t xml:space="preserve">Infection Prevention and Control Officer</w:t>
       </w:r>
     </w:p>
     <w:p>
@@ -1181,7 +1209,21 @@
           <w:sz w:val="22"/>
           <w:szCs w:val="22"/>
         </w:rPr>
-        <w:t xml:space="preserve">Acts on outbreaks, sterilisation recalls and exposure events that reach top leadership.</w:t>
+        <w:t xml:space="preserve">Owns day-to-day implementation and records for this standard.</w:t>
+      </w:r>
+    </w:p>
+    <w:p>
+      <w:pPr>
+        <w:spacing w:after="20" w:before="100"/>
+      </w:pPr>
+      <w:r>
+        <w:rPr>
+          <w:b/>
+          <w:bCs/>
+          <w:sz w:val="22"/>
+          <w:szCs w:val="22"/>
+        </w:rPr>
+        <w:t xml:space="preserve">Infection Prevention and Control Officer</w:t>
       </w:r>
     </w:p>
     <w:p>
@@ -1198,7 +1240,21 @@
           <w:sz w:val="22"/>
           <w:szCs w:val="22"/>
         </w:rPr>
-        <w:t xml:space="preserve">Infection Prevention and Control Officer</w:t>
+        <w:t xml:space="preserve">Coordinates the IPC programme across standards; brings surveillance and incidents to the Infection Prevention and Control Committee.</w:t>
+      </w:r>
+    </w:p>
+    <w:p>
+      <w:pPr>
+        <w:spacing w:after="20" w:before="100"/>
+      </w:pPr>
+      <w:r>
+        <w:rPr>
+          <w:b/>
+          <w:bCs/>
+          <w:sz w:val="22"/>
+          <w:szCs w:val="22"/>
+        </w:rPr>
+        <w:t xml:space="preserve">Infection Prevention and Control Nurse</w:t>
       </w:r>
     </w:p>
     <w:p>
@@ -1215,7 +1271,21 @@
           <w:sz w:val="22"/>
           <w:szCs w:val="22"/>
         </w:rPr>
-        <w:t xml:space="preserve">Owns day-to-day implementation and records for this standard.</w:t>
+        <w:t xml:space="preserve">Runs day-to-day surveillance, hand-hygiene audit and staff education as this standard requires.</w:t>
+      </w:r>
+    </w:p>
+    <w:p>
+      <w:pPr>
+        <w:spacing w:after="20" w:before="100"/>
+      </w:pPr>
+      <w:r>
+        <w:rPr>
+          <w:b/>
+          <w:bCs/>
+          <w:sz w:val="22"/>
+          <w:szCs w:val="22"/>
+        </w:rPr>
+        <w:t xml:space="preserve">Quality Coordinator</w:t>
       </w:r>
     </w:p>
     <w:p>
@@ -1232,7 +1302,28 @@
           <w:sz w:val="22"/>
           <w:szCs w:val="22"/>
         </w:rPr>
-        <w:t xml:space="preserve">Infection Prevention and Control Officer</w:t>
+        <w:t xml:space="preserve">Audits this policy «quarterly»; holds training acknowledgements.</w:t>
+      </w:r>
+    </w:p>
+    <w:p>
+      <w:pPr>
+        <w:pStyle w:val="Heading1"/>
+        <w:spacing w:after="120" w:before="280"/>
+      </w:pPr>
+      <w:r>
+        <w:t xml:space="preserve">8. Quality monitoring (RCA → CAPA)</w:t>
+      </w:r>
+    </w:p>
+    <w:p>
+      <w:pPr>
+        <w:spacing w:after="140"/>
+      </w:pPr>
+      <w:r>
+        <w:rPr>
+          <w:sz w:val="22"/>
+          <w:szCs w:val="22"/>
+        </w:rPr>
+        <w:t xml:space="preserve">The Quality Coordinator audits this policy «quarterly». The audit reviews:</w:t>
       </w:r>
     </w:p>
     <w:p>
@@ -1249,7 +1340,7 @@
           <w:sz w:val="22"/>
           <w:szCs w:val="22"/>
         </w:rPr>
-        <w:t xml:space="preserve">Coordinates the IPC programme across standards; brings surveillance and incidents to the Infection Prevention and Control Committee.</w:t>
+        <w:t xml:space="preserve">Records for a sample of this standard's objective elements, checked against the What-we-do steps.</w:t>
       </w:r>
     </w:p>
     <w:p>
@@ -1266,159 +1357,19 @@
           <w:sz w:val="22"/>
           <w:szCs w:val="22"/>
         </w:rPr>
-        <w:t xml:space="preserve">Infection Prevention and Control Nurse</w:t>
-      </w:r>
-    </w:p>
-    <w:p>
-      <w:pPr>
-        <w:pStyle w:val="ListParagraph"/>
-        <w:numPr>
-          <w:ilvl w:val="0"/>
-          <w:numId w:val="1"/>
-        </w:numPr>
-        <w:spacing w:after="60"/>
-      </w:pPr>
-      <w:r>
-        <w:rPr>
-          <w:sz w:val="22"/>
-          <w:szCs w:val="22"/>
-        </w:rPr>
-        <w:t xml:space="preserve">Runs day-to-day surveillance, hand-hygiene audit and staff education as this standard requires.</w:t>
-      </w:r>
-    </w:p>
-    <w:p>
-      <w:pPr>
-        <w:pStyle w:val="ListParagraph"/>
-        <w:numPr>
-          <w:ilvl w:val="0"/>
-          <w:numId w:val="1"/>
-        </w:numPr>
-        <w:spacing w:after="60"/>
-      </w:pPr>
-      <w:r>
-        <w:rPr>
-          <w:sz w:val="22"/>
-          <w:szCs w:val="22"/>
-        </w:rPr>
-        <w:t xml:space="preserve">Quality Coordinator</w:t>
-      </w:r>
-    </w:p>
-    <w:p>
-      <w:pPr>
-        <w:pStyle w:val="ListParagraph"/>
-        <w:numPr>
-          <w:ilvl w:val="0"/>
-          <w:numId w:val="1"/>
-        </w:numPr>
-        <w:spacing w:after="60"/>
-      </w:pPr>
-      <w:r>
-        <w:rPr>
-          <w:sz w:val="22"/>
-          <w:szCs w:val="22"/>
-        </w:rPr>
-        <w:t xml:space="preserve">Audits this policy «quarterly»; holds training acknowledgements.</w:t>
-      </w:r>
-    </w:p>
-    <w:p>
-      <w:pPr>
-        <w:pStyle w:val="Heading1"/>
-        <w:spacing w:after="120" w:before="280"/>
-      </w:pPr>
-      <w:r>
-        <w:t xml:space="preserve">8. Quality monitoring (RCA → CAPA)</w:t>
-      </w:r>
-    </w:p>
-    <w:p>
-      <w:pPr>
-        <w:spacing w:after="140"/>
-      </w:pPr>
-      <w:r>
-        <w:rPr>
-          <w:sz w:val="22"/>
-          <w:szCs w:val="22"/>
-        </w:rPr>
-        <w:t xml:space="preserve">The Quality Coordinator audits this policy «quarterly».</w:t>
-      </w:r>
-    </w:p>
-    <w:p>
-      <w:pPr>
-        <w:spacing w:after="140"/>
-      </w:pPr>
-      <w:r>
-        <w:rPr>
-          <w:sz w:val="22"/>
-          <w:szCs w:val="22"/>
-        </w:rPr>
-        <w:t xml:space="preserve">What is monitored each quarter:</w:t>
-      </w:r>
-    </w:p>
-    <w:p>
-      <w:pPr>
-        <w:pStyle w:val="ListParagraph"/>
-        <w:numPr>
-          <w:ilvl w:val="0"/>
-          <w:numId w:val="1"/>
-        </w:numPr>
-        <w:spacing w:after="60"/>
-      </w:pPr>
-      <w:r>
-        <w:rPr>
-          <w:sz w:val="22"/>
-          <w:szCs w:val="22"/>
-        </w:rPr>
-        <w:t xml:space="preserve">Sample of records for each OE IPC.5.a–d.</w:t>
-      </w:r>
-    </w:p>
-    <w:p>
-      <w:pPr>
-        <w:pStyle w:val="ListParagraph"/>
-        <w:numPr>
-          <w:ilvl w:val="0"/>
-          <w:numId w:val="1"/>
-        </w:numPr>
-        <w:spacing w:after="60"/>
-      </w:pPr>
-      <w:r>
-        <w:rPr>
-          <w:sz w:val="22"/>
-          <w:szCs w:val="22"/>
-        </w:rPr>
-        <w:t xml:space="preserve">Asterisked elements (none) have document evidence as required.</w:t>
-      </w:r>
-    </w:p>
-    <w:p>
-      <w:pPr>
-        <w:pStyle w:val="ListParagraph"/>
-        <w:numPr>
-          <w:ilvl w:val="0"/>
-          <w:numId w:val="1"/>
-        </w:numPr>
-        <w:spacing w:after="60"/>
-      </w:pPr>
-      <w:r>
-        <w:rPr>
-          <w:sz w:val="22"/>
-          <w:szCs w:val="22"/>
-        </w:rPr>
-        <w:t xml:space="preserve">CORE elements (none) show no critical gaps in the sample.</w:t>
-      </w:r>
-    </w:p>
-    <w:p>
-      <w:pPr>
-        <w:pStyle w:val="ListParagraph"/>
-        <w:numPr>
-          <w:ilvl w:val="0"/>
-          <w:numId w:val="1"/>
-        </w:numPr>
-        <w:spacing w:after="60"/>
-      </w:pPr>
-      <w:r>
-        <w:rPr>
-          <w:sz w:val="22"/>
-          <w:szCs w:val="22"/>
-        </w:rPr>
         <w:t xml:space="preserve">Stop-work events (if any) are logged with outcome.</w:t>
+      </w:r>
+    </w:p>
+    <w:p>
+      <w:pPr>
+        <w:spacing w:after="140"/>
+      </w:pPr>
+      <w:r>
+        <w:rPr>
+          <w:sz w:val="22"/>
+          <w:szCs w:val="22"/>
+        </w:rPr>
+        <w:t xml:space="preserve">Root-cause analysis is required when a gap found in this audit remains open beyond «90 days».</w:t>
       </w:r>
     </w:p>
     <w:p>
@@ -2898,7 +2849,7 @@
           <w:sz w:val="22"/>
           <w:szCs w:val="22"/>
         </w:rPr>
-        <w:t xml:space="preserve">Records showing IPC.5.a was followed for sampled patients/cases.</w:t>
+        <w:t xml:space="preserve">CAUTI-prevention bundle: insertion-indication record, aseptic-insertion checklist, daily removal-review log.</w:t>
       </w:r>
     </w:p>
     <w:p>
@@ -2915,7 +2866,7 @@
           <w:sz w:val="22"/>
           <w:szCs w:val="22"/>
         </w:rPr>
-        <w:t xml:space="preserve">Written guidance / protocol referenced for this element (where required).</w:t>
+        <w:t xml:space="preserve">Closed-system maintenance record.</w:t>
       </w:r>
     </w:p>
     <w:p>
@@ -2932,7 +2883,7 @@
           <w:sz w:val="22"/>
           <w:szCs w:val="22"/>
         </w:rPr>
-        <w:t xml:space="preserve">Audit sample notes for IPC.5.a reviewed «quarterly».</w:t>
+        <w:t xml:space="preserve">Nursing documentation confirming the bundle was followed for a sampled case.</w:t>
       </w:r>
     </w:p>
     <w:p>
@@ -2958,7 +2909,7 @@
           <w:sz w:val="22"/>
           <w:szCs w:val="22"/>
         </w:rPr>
-        <w:t xml:space="preserve">Records showing IPC.5.b was followed for sampled patients/cases.</w:t>
+        <w:t xml:space="preserve">VAP-prevention bundle: head-of-bed-elevation record, oral-care log, sedation/weaning review record.</w:t>
       </w:r>
     </w:p>
     <w:p>
@@ -2975,7 +2926,7 @@
           <w:sz w:val="22"/>
           <w:szCs w:val="22"/>
         </w:rPr>
-        <w:t xml:space="preserve">Written guidance / protocol referenced for this element (where required).</w:t>
+        <w:t xml:space="preserve">Circuit-handling record per the bundle.</w:t>
       </w:r>
     </w:p>
     <w:p>
@@ -2992,7 +2943,7 @@
           <w:sz w:val="22"/>
           <w:szCs w:val="22"/>
         </w:rPr>
-        <w:t xml:space="preserve">Audit sample notes for IPC.5.b reviewed «quarterly».</w:t>
+        <w:t xml:space="preserve">Nursing or respiratory-therapy documentation confirming bundle compliance for a sampled case.</w:t>
       </w:r>
     </w:p>
     <w:p>
@@ -3018,7 +2969,7 @@
           <w:sz w:val="22"/>
           <w:szCs w:val="22"/>
         </w:rPr>
-        <w:t xml:space="preserve">Records showing IPC.5.c was followed for sampled patients/cases.</w:t>
+        <w:t xml:space="preserve">CLABSI-prevention bundle: maximal-barrier insertion checklist, skin-prep record, daily line-necessity review.</w:t>
       </w:r>
     </w:p>
     <w:p>
@@ -3035,7 +2986,7 @@
           <w:sz w:val="22"/>
           <w:szCs w:val="22"/>
         </w:rPr>
-        <w:t xml:space="preserve">Written guidance / protocol referenced for this element (where required).</w:t>
+        <w:t xml:space="preserve">Hub-care record.</w:t>
       </w:r>
     </w:p>
     <w:p>
@@ -3052,7 +3003,7 @@
           <w:sz w:val="22"/>
           <w:szCs w:val="22"/>
         </w:rPr>
-        <w:t xml:space="preserve">Audit sample notes for IPC.5.c reviewed «quarterly».</w:t>
+        <w:t xml:space="preserve">Nursing documentation confirming bundle compliance for a sampled case.</w:t>
       </w:r>
     </w:p>
     <w:p>
@@ -3078,7 +3029,7 @@
           <w:sz w:val="22"/>
           <w:szCs w:val="22"/>
         </w:rPr>
-        <w:t xml:space="preserve">Records showing IPC.5.d was followed for sampled patients/cases.</w:t>
+        <w:t xml:space="preserve">SSI-prevention bundle: antimicrobial-prophylaxis timing record, skin-prep record, glycaemic and temperature-control log.</w:t>
       </w:r>
     </w:p>
     <w:p>
@@ -3095,7 +3046,7 @@
           <w:sz w:val="22"/>
           <w:szCs w:val="22"/>
         </w:rPr>
-        <w:t xml:space="preserve">Written guidance / protocol referenced for this element (where required).</w:t>
+        <w:t xml:space="preserve">Sterile-technique confirmation for the case.</w:t>
       </w:r>
     </w:p>
     <w:p>
@@ -3112,7 +3063,7 @@
           <w:sz w:val="22"/>
           <w:szCs w:val="22"/>
         </w:rPr>
-        <w:t xml:space="preserve">Audit sample notes for IPC.5.d reviewed «quarterly».</w:t>
+        <w:t xml:space="preserve">Cross-reference to the surgical-safety checklist.</w:t>
       </w:r>
     </w:p>
     <w:p>

--- a/policies/build/masters_hco/HCO.IPC.5_v2_master.docx
+++ b/policies/build/masters_hco/HCO.IPC.5_v2_master.docx
@@ -692,7 +692,7 @@
           <w:sz w:val="22"/>
           <w:szCs w:val="22"/>
         </w:rPr>
-        <w:t xml:space="preserve">It covers objective elements IPC.5.a–d (4 elements).</w:t>
+        <w:t xml:space="preserve">This policy covers all 4 requirements under this standard, listed in detail below.</w:t>
       </w:r>
     </w:p>
     <w:p>
@@ -716,7 +716,7 @@
           <w:sz w:val="22"/>
           <w:szCs w:val="22"/>
         </w:rPr>
-        <w:t xml:space="preserve">This policy owns IPC.5. Related AAC, COP, MOM and PRE duties stay with those policies — cross-reference only. Other IPC standards stay with their own policies.</w:t>
+        <w:t xml:space="preserve">This policy covers prevention of healthcare associated infections in patients specifically. Related duties — like patient assessment, clinical care, medication management, or patient rights — are covered in the hospital's other policies, not repeated here. Other IPC standards stay with their own policies.</w:t>
       </w:r>
     </w:p>
     <w:p>
@@ -761,19 +761,19 @@
           <w:sz w:val="22"/>
           <w:szCs w:val="22"/>
         </w:rPr>
-        <w:t xml:space="preserve">It covers 4 objective elements (IPC.5.a, IPC.5.b, IPC.5.c, IPC.5.d).</w:t>
-      </w:r>
-    </w:p>
-    <w:p>
-      <w:pPr>
-        <w:spacing w:after="140"/>
-      </w:pPr>
-      <w:r>
-        <w:rPr>
-          <w:sz w:val="22"/>
-          <w:szCs w:val="22"/>
-        </w:rPr>
-        <w:t xml:space="preserve">Boundaries: do not overwrite HCO AAC, COP, MOM or PRE policies. Spell out abbreviations on first use in training materials. OE counts/levels/asterisks stay with the official portal Standards PDF. Method notes come from the Guidebook Interpretation paragraphs (scanned PDF md5 2c4489ee98de4ae9b49cba168ea9f42a).</w:t>
+        <w:t xml:space="preserve">This policy covers all 4 requirements under this standard, listed in detail below.</w:t>
+      </w:r>
+    </w:p>
+    <w:p>
+      <w:pPr>
+        <w:spacing w:after="140"/>
+      </w:pPr>
+      <w:r>
+        <w:rPr>
+          <w:sz w:val="22"/>
+          <w:szCs w:val="22"/>
+        </w:rPr>
+        <w:t xml:space="preserve">This policy covers prevention of healthcare associated infections in patients specifically. Related duties — like patient assessment, clinical care, medication management, or patient rights — are covered in the hospital's other policies, not repeated here. Spell out abbreviations on first use in training materials. OE counts/levels/asterisks stay with the official portal Standards PDF. Method notes come from the Guidebook Interpretation paragraphs (scanned PDF md5 2c4489ee98de4ae9b49cba168ea9f42a).</w:t>
       </w:r>
     </w:p>
     <w:p>
